--- a/docs/cvs/Digital Transformation Director - Mahmoud Salama - FINAL FROZEN.docx
+++ b/docs/cvs/Digital Transformation Director - Mahmoud Salama - FINAL FROZEN.docx
@@ -4,82 +4,87 @@
   <w:body>
     <w:p>
       <w:pPr>
-        <w:keepNext/>
-        <w:spacing w:before="0" w:after="40" w:line="245" w:lineRule="auto"/>
-        <w:jc w:val="left"/>
+        <w:keepNext w:val="0"/>
+        <w:pageBreakBefore w:val="0"/>
+        <w:spacing w:before="0" w:after="10" w:line="240" w:lineRule="auto"/>
+        <w:jc w:val="center"/>
       </w:pPr>
       <w:r>
         <w:rPr>
-          <w:rFonts w:ascii="Aptos Display" w:hAnsi="Aptos Display" w:eastAsia="Arial"/>
+          <w:rFonts w:ascii="Arial" w:hAnsi="Arial" w:eastAsia="Arial"/>
           <w:b/>
-          <w:color w:val="0F5F5B"/>
-          <w:sz w:val="44"/>
+          <w:color w:val="183B56"/>
+          <w:sz w:val="40"/>
         </w:rPr>
         <w:t>MAHMOUD SALAMA</w:t>
       </w:r>
     </w:p>
     <w:p>
       <w:pPr>
-        <w:keepNext/>
-        <w:spacing w:before="0" w:after="40" w:line="245" w:lineRule="auto"/>
-        <w:ind w:left="144"/>
+        <w:keepNext w:val="0"/>
+        <w:pageBreakBefore w:val="0"/>
+        <w:spacing w:before="0" w:after="40" w:line="240" w:lineRule="auto"/>
         <w:jc w:val="center"/>
-        <w:shd w:fill="EAF7F5"/>
-        <w:pBdr>
-          <w:left w:val="single" w:sz="18" w:space="3" w:color="19A59B"/>
-        </w:pBdr>
       </w:pPr>
       <w:r>
         <w:rPr>
-          <w:rFonts w:ascii="Aptos Display" w:hAnsi="Aptos Display" w:eastAsia="Arial"/>
+          <w:rFonts w:ascii="Arial" w:hAnsi="Arial" w:eastAsia="Arial"/>
           <w:b/>
-          <w:color w:val="0F5F5B"/>
-          <w:sz w:val="25"/>
+          <w:color w:val="183B56"/>
+          <w:sz w:val="21"/>
         </w:rPr>
         <w:t>DIGITAL TRANSFORMATION DIRECTOR | ENTERPRISE MODERNIZATION &amp; CHANGE LEADERSHIP</w:t>
       </w:r>
     </w:p>
     <w:p>
       <w:pPr>
-        <w:keepNext/>
-        <w:spacing w:before="0" w:after="40" w:line="245" w:lineRule="auto"/>
-        <w:jc w:val="center"/>
-      </w:pPr>
-      <w:r>
-        <w:rPr>
-          <w:rFonts w:ascii="Arial" w:hAnsi="Arial" w:eastAsia="Arial"/>
-          <w:b/>
-          <w:color w:val="19A59B"/>
-          <w:sz w:val="16"/>
-        </w:rPr>
-        <w:t>Digital Strategy | Business &amp; Process Transformation | Change &amp; Adoption | Data Governance | Operational Outcomes &amp; Adoption</w:t>
-      </w:r>
-    </w:p>
-    <w:p>
-      <w:pPr>
-        <w:spacing w:before="0" w:after="40" w:line="245" w:lineRule="auto"/>
+        <w:keepNext w:val="0"/>
+        <w:pageBreakBefore w:val="0"/>
+        <w:spacing w:before="0" w:after="28" w:line="240" w:lineRule="auto"/>
         <w:jc w:val="center"/>
       </w:pPr>
       <w:r>
         <w:rPr>
           <w:rFonts w:ascii="Arial" w:hAnsi="Arial" w:eastAsia="Arial"/>
           <w:b w:val="0"/>
-          <w:color w:val="53616A"/>
-          <w:sz w:val="15"/>
+          <w:color w:val="5D6974"/>
+          <w:sz w:val="16"/>
+        </w:rPr>
+        <w:t>Digital Strategy | Business &amp; Process Transformation | Change &amp; Adoption | Data Governance | Benefits Realization</w:t>
+      </w:r>
+    </w:p>
+    <w:p>
+      <w:pPr>
+        <w:keepNext w:val="0"/>
+        <w:pageBreakBefore w:val="0"/>
+        <w:spacing w:before="0" w:after="28" w:line="240" w:lineRule="auto"/>
+        <w:jc w:val="center"/>
+      </w:pPr>
+      <w:r>
+        <w:rPr>
+          <w:rFonts w:ascii="Arial" w:hAnsi="Arial" w:eastAsia="Arial"/>
+          <w:b w:val="0"/>
+          <w:color w:val="5D6974"/>
+          <w:sz w:val="16"/>
         </w:rPr>
         <w:t>+20 122 015 6077 | ma7moud.salamaaa@gmail.com | Cairo, Egypt</w:t>
       </w:r>
     </w:p>
     <w:p>
       <w:pPr>
-        <w:spacing w:before="0" w:after="40" w:line="245" w:lineRule="auto"/>
+        <w:keepNext w:val="0"/>
+        <w:pageBreakBefore w:val="0"/>
+        <w:spacing w:before="0" w:after="80" w:line="240" w:lineRule="auto"/>
         <w:jc w:val="center"/>
+        <w:pBdr>
+          <w:bottom w:val="single" w:sz="9" w:space="3" w:color="173B57"/>
+        </w:pBdr>
       </w:pPr>
       <w:r>
         <w:rPr>
           <w:rFonts w:ascii="Arial" w:hAnsi="Arial" w:eastAsia="Arial"/>
           <w:b w:val="0"/>
-          <w:color w:val="5A6570"/>
+          <w:color w:val="5D6974"/>
           <w:sz w:val="16"/>
         </w:rPr>
         <w:t>linkedin.com/in/mahmoud-salama-30249b34 | mahmoud-salama.vercel.app</w:t>
@@ -88,200 +93,199 @@
     <w:p>
       <w:pPr>
         <w:keepNext/>
-        <w:spacing w:before="120" w:after="40" w:line="245" w:lineRule="auto"/>
+        <w:spacing w:before="114" w:after="64" w:line="240" w:lineRule="auto"/>
+        <w:pageBreakBefore w:val="0"/>
         <w:pBdr>
-          <w:bottom w:val="single" w:sz="5" w:space="1" w:color="C7D6DB"/>
-          <w:left w:val="single" w:sz="12" w:space="3" w:color="19A59B"/>
+          <w:bottom w:val="single" w:sz="5" w:space="3" w:color="B8C5D1"/>
         </w:pBdr>
-        <w:keepLines/>
-        <w:shd w:fill="EAF7F5"/>
-        <w:ind w:left="86"/>
       </w:pPr>
       <w:r>
         <w:rPr>
-          <w:rFonts w:ascii="Aptos Display" w:hAnsi="Aptos Display" w:eastAsia="Arial"/>
+          <w:rFonts w:ascii="Arial" w:hAnsi="Arial" w:eastAsia="Arial"/>
           <w:b/>
-          <w:color w:val="0F5F5B"/>
-          <w:sz w:val="18"/>
+          <w:color w:val="183B56"/>
+          <w:sz w:val="19"/>
         </w:rPr>
         <w:t>PROFESSIONAL PROFILE</w:t>
       </w:r>
     </w:p>
     <w:p>
       <w:pPr>
-        <w:spacing w:before="0" w:after="40" w:line="245" w:lineRule="auto"/>
+        <w:keepNext w:val="0"/>
+        <w:pageBreakBefore w:val="0"/>
+        <w:spacing w:before="0" w:after="56" w:line="240" w:lineRule="auto"/>
       </w:pPr>
       <w:r>
         <w:rPr>
           <w:rFonts w:ascii="Arial" w:hAnsi="Arial" w:eastAsia="Arial"/>
           <w:i w:val="0"/>
           <w:color w:val="111111"/>
-          <w:sz w:val="16"/>
+          <w:sz w:val="18"/>
         </w:rPr>
-        <w:t>Digital transformation and technology leader with 18+ years of experience modernizing enterprise platforms and high-volume government services across Egypt and the GCC. Combines hands-on software and architecture depth with digital strategy, As-Is/To-Be analysis, process redesign, operating-model transformation, program governance, change management, data governance, stakeholder leadership, outcome tracking and measurable service improvement.</w:t>
+        <w:t>Digital transformation and technology leader with 18+ years of experience modernizing enterprise platforms and high-volume government services across Egypt and the GCC. Combines hands-on software and architecture depth with digital strategy, As-Is/To-Be analysis, process redesign, operating-model transformation, program governance, change management, data governance, stakeholder leadership, benefits realization and measurable service improvement.</w:t>
       </w:r>
     </w:p>
     <w:p>
       <w:pPr>
         <w:keepNext/>
-        <w:spacing w:before="120" w:after="40" w:line="245" w:lineRule="auto"/>
+        <w:spacing w:before="114" w:after="64" w:line="240" w:lineRule="auto"/>
+        <w:pageBreakBefore w:val="0"/>
         <w:pBdr>
-          <w:bottom w:val="single" w:sz="5" w:space="1" w:color="C7D6DB"/>
-          <w:left w:val="single" w:sz="12" w:space="3" w:color="19A59B"/>
+          <w:bottom w:val="single" w:sz="5" w:space="3" w:color="B8C5D1"/>
         </w:pBdr>
-        <w:keepLines/>
-        <w:shd w:fill="EAF7F5"/>
-        <w:ind w:left="86"/>
       </w:pPr>
       <w:r>
         <w:rPr>
-          <w:rFonts w:ascii="Aptos Display" w:hAnsi="Aptos Display" w:eastAsia="Arial"/>
+          <w:rFonts w:ascii="Arial" w:hAnsi="Arial" w:eastAsia="Arial"/>
           <w:b/>
-          <w:color w:val="0F5F5B"/>
-          <w:sz w:val="18"/>
+          <w:color w:val="183B56"/>
+          <w:sz w:val="19"/>
         </w:rPr>
         <w:t>CORE LEADERSHIP AREAS</w:t>
       </w:r>
     </w:p>
     <w:p>
       <w:pPr>
-        <w:spacing w:before="0" w:after="40" w:line="245" w:lineRule="auto"/>
+        <w:keepNext w:val="0"/>
+        <w:pageBreakBefore w:val="0"/>
+        <w:spacing w:before="0" w:after="56" w:line="240" w:lineRule="auto"/>
       </w:pPr>
       <w:r>
         <w:rPr>
           <w:rFonts w:ascii="Arial" w:hAnsi="Arial" w:eastAsia="Arial"/>
           <w:i w:val="0"/>
           <w:color w:val="123B4A"/>
-          <w:sz w:val="16"/>
+          <w:sz w:val="18"/>
         </w:rPr>
-        <w:t>Digital Strategy &amp; Transformation Roadmaps | As-Is/To-Be &amp; Process Redesign | Operating Model &amp; Platform Modernization | Program/Portfolio Governance | Change Management &amp; Adoption | Data Governance | Operational Outcomes &amp; Adoption</w:t>
+        <w:t>Digital Strategy &amp; Transformation Roadmaps | As-Is/To-Be &amp; Process Redesign | Operating Model &amp; Platform Modernization | Program/Portfolio Governance | Change Management &amp; Adoption | Data Governance | Benefits Realization</w:t>
       </w:r>
     </w:p>
     <w:p>
       <w:pPr>
         <w:keepNext/>
-        <w:spacing w:before="120" w:after="40" w:line="245" w:lineRule="auto"/>
+        <w:spacing w:before="114" w:after="64" w:line="240" w:lineRule="auto"/>
+        <w:pageBreakBefore w:val="0"/>
         <w:pBdr>
-          <w:bottom w:val="single" w:sz="5" w:space="1" w:color="C7D6DB"/>
-          <w:left w:val="single" w:sz="12" w:space="3" w:color="19A59B"/>
+          <w:bottom w:val="single" w:sz="5" w:space="3" w:color="B8C5D1"/>
         </w:pBdr>
-        <w:keepLines/>
-        <w:shd w:fill="EAF7F5"/>
-        <w:ind w:left="86"/>
       </w:pPr>
       <w:r>
         <w:rPr>
-          <w:rFonts w:ascii="Aptos Display" w:hAnsi="Aptos Display" w:eastAsia="Arial"/>
+          <w:rFonts w:ascii="Arial" w:hAnsi="Arial" w:eastAsia="Arial"/>
           <w:b/>
-          <w:color w:val="0F5F5B"/>
-          <w:sz w:val="18"/>
+          <w:color w:val="183B56"/>
+          <w:sz w:val="19"/>
         </w:rPr>
         <w:t>SELECTED CAREER IMPACT</w:t>
       </w:r>
     </w:p>
     <w:p>
       <w:pPr>
-        <w:spacing w:before="0" w:after="24" w:line="245" w:lineRule="auto"/>
-        <w:ind w:left="202" w:hanging="144"/>
-        <w:keepLines/>
+        <w:keepNext w:val="0"/>
+        <w:pageBreakBefore w:val="0"/>
+        <w:spacing w:before="0" w:after="53" w:line="240" w:lineRule="auto"/>
+        <w:ind w:left="245" w:hanging="173"/>
       </w:pPr>
       <w:r>
         <w:rPr>
           <w:rFonts w:ascii="Arial" w:hAnsi="Arial" w:eastAsia="Arial"/>
-          <w:b/>
-          <w:color w:val="19A59B"/>
-          <w:sz w:val="16"/>
+          <w:b w:val="0"/>
+          <w:color w:val="262F38"/>
+          <w:sz w:val="18"/>
         </w:rPr>
-        <w:t>• Lead modernization of core workflows across a national procurement ecosystem serving ~60K users and ~90K facilities/entities at ~1M transactions/month, replacing fragmented manual processes with governed digital workflows and clearer operational ownership.</w:t>
+        <w:t>• Lead modernization of core workflows across a national procurement ecosystem serving ~60K users and ~90K facilities/entities, with core procurement operations at ~1M transactions/month.</w:t>
       </w:r>
       <w:r>
         <w:rPr>
           <w:rFonts w:ascii="Arial" w:hAnsi="Arial" w:eastAsia="Arial"/>
-          <w:color w:val="111111"/>
-          <w:sz w:val="16"/>
+          <w:b w:val="0"/>
+          <w:color w:val="262F38"/>
+          <w:sz w:val="18"/>
         </w:rPr>
       </w:r>
     </w:p>
     <w:p>
       <w:pPr>
-        <w:spacing w:before="0" w:after="24" w:line="245" w:lineRule="auto"/>
-        <w:ind w:left="202" w:hanging="144"/>
-        <w:keepLines/>
+        <w:keepNext w:val="0"/>
+        <w:pageBreakBefore w:val="0"/>
+        <w:spacing w:before="0" w:after="53" w:line="240" w:lineRule="auto"/>
+        <w:ind w:left="245" w:hanging="173"/>
       </w:pPr>
       <w:r>
         <w:rPr>
           <w:rFonts w:ascii="Arial" w:hAnsi="Arial" w:eastAsia="Arial"/>
-          <w:b/>
-          <w:color w:val="19A59B"/>
-          <w:sz w:val="16"/>
+          <w:b w:val="0"/>
+          <w:color w:val="262F38"/>
+          <w:sz w:val="18"/>
         </w:rPr>
         <w:t>• Modernized procurement, medical-supply and inventory/warehouse operations through governed digital workflows and MediQ capabilities, strengthening traceability, auditability, service consistency and operational control.</w:t>
       </w:r>
       <w:r>
         <w:rPr>
           <w:rFonts w:ascii="Arial" w:hAnsi="Arial" w:eastAsia="Arial"/>
-          <w:color w:val="111111"/>
-          <w:sz w:val="16"/>
+          <w:b w:val="0"/>
+          <w:color w:val="262F38"/>
+          <w:sz w:val="18"/>
         </w:rPr>
       </w:r>
     </w:p>
     <w:p>
       <w:pPr>
-        <w:spacing w:before="0" w:after="24" w:line="245" w:lineRule="auto"/>
-        <w:ind w:left="202" w:hanging="144"/>
-        <w:keepLines/>
+        <w:keepNext w:val="0"/>
+        <w:pageBreakBefore w:val="0"/>
+        <w:spacing w:before="0" w:after="53" w:line="240" w:lineRule="auto"/>
+        <w:ind w:left="245" w:hanging="173"/>
       </w:pPr>
       <w:r>
         <w:rPr>
           <w:rFonts w:ascii="Arial" w:hAnsi="Arial" w:eastAsia="Arial"/>
-          <w:b/>
-          <w:color w:val="19A59B"/>
-          <w:sz w:val="16"/>
+          <w:b w:val="0"/>
+          <w:color w:val="262F38"/>
+          <w:sz w:val="18"/>
         </w:rPr>
         <w:t>• Shaped governance and technology direction for the National Pharmaceutical Track &amp; Trace Program across UPA, the Egyptian Drug Authority and Ministry of Health stakeholders, aligning compliance, interoperability, data integrity and delivery.</w:t>
       </w:r>
     </w:p>
     <w:p>
       <w:pPr>
-        <w:spacing w:before="0" w:after="24" w:line="245" w:lineRule="auto"/>
-        <w:ind w:left="202" w:hanging="144"/>
-        <w:keepLines/>
+        <w:keepNext w:val="0"/>
+        <w:pageBreakBefore w:val="0"/>
+        <w:spacing w:before="0" w:after="53" w:line="240" w:lineRule="auto"/>
+        <w:ind w:left="245" w:hanging="173"/>
       </w:pPr>
       <w:r>
         <w:rPr>
           <w:rFonts w:ascii="Arial" w:hAnsi="Arial" w:eastAsia="Arial"/>
-          <w:b/>
-          <w:color w:val="19A59B"/>
-          <w:sz w:val="16"/>
+          <w:b w:val="0"/>
+          <w:color w:val="262F38"/>
+          <w:sz w:val="18"/>
         </w:rPr>
         <w:t>• Led delivery across 15+ enterprise/e-government platforms in Oman, including the ~1M-user National Educational Portal and the Sultan Qaboos Award-winning Ministry of Education Recruitment System.</w:t>
       </w:r>
       <w:r>
         <w:rPr>
           <w:rFonts w:ascii="Arial" w:hAnsi="Arial" w:eastAsia="Arial"/>
-          <w:color w:val="111111"/>
-          <w:sz w:val="16"/>
+          <w:b w:val="0"/>
+          <w:color w:val="262F38"/>
+          <w:sz w:val="18"/>
         </w:rPr>
       </w:r>
     </w:p>
     <w:p>
       <w:pPr>
         <w:keepNext/>
-        <w:spacing w:before="120" w:after="40" w:line="245" w:lineRule="auto"/>
+        <w:spacing w:before="114" w:after="64" w:line="240" w:lineRule="auto"/>
+        <w:pageBreakBefore w:val="0"/>
         <w:pBdr>
-          <w:bottom w:val="single" w:sz="5" w:space="1" w:color="C7D6DB"/>
-          <w:left w:val="single" w:sz="12" w:space="3" w:color="19A59B"/>
+          <w:bottom w:val="single" w:sz="5" w:space="3" w:color="B8C5D1"/>
         </w:pBdr>
-        <w:keepLines/>
-        <w:shd w:fill="EAF7F5"/>
-        <w:ind w:left="86"/>
       </w:pPr>
       <w:r>
         <w:rPr>
-          <w:rFonts w:ascii="Aptos Display" w:hAnsi="Aptos Display" w:eastAsia="Arial"/>
+          <w:rFonts w:ascii="Arial" w:hAnsi="Arial" w:eastAsia="Arial"/>
           <w:b/>
-          <w:color w:val="0F5F5B"/>
-          <w:sz w:val="18"/>
+          <w:color w:val="183B56"/>
+          <w:sz w:val="19"/>
         </w:rPr>
         <w:t>PROFESSIONAL EXPERIENCE</w:t>
       </w:r>
@@ -289,44 +293,46 @@
     <w:p>
       <w:pPr>
         <w:keepNext/>
+        <w:pageBreakBefore w:val="0"/>
         <w:tabs>
-          <w:tab w:pos="10440" w:val="right"/>
+          <w:tab w:pos="10080" w:val="right"/>
         </w:tabs>
-        <w:spacing w:before="100" w:after="0" w:line="245" w:lineRule="auto"/>
-        <w:keepLines/>
+        <w:spacing w:before="84" w:after="18" w:line="240" w:lineRule="auto"/>
       </w:pPr>
       <w:r>
         <w:rPr>
-          <w:rFonts w:ascii="Arial" w:hAnsi="Arial" w:eastAsia="Arial"/>
+          <w:rFonts w:ascii="Arial" w:hAnsi="Arial"/>
           <w:b/>
-          <w:color w:val="0F5F5B"/>
-          <w:sz w:val="17"/>
+          <w:color w:val="183B56"/>
+          <w:sz w:val="18"/>
         </w:rPr>
         <w:t>The Egyptian Authority for Unified Procurement, Medical Supply and Management of Medical Technology (UPA) | Cairo, Egypt</w:t>
       </w:r>
       <w:r>
+        <w:tab/>
+      </w:r>
+      <w:r>
         <w:rPr>
-          <w:rFonts w:ascii="Arial" w:hAnsi="Arial" w:eastAsia="Arial"/>
+          <w:rFonts w:ascii="Arial" w:hAnsi="Arial"/>
           <w:b/>
-          <w:color w:val="0F5F5B"/>
+          <w:color w:val="46525E"/>
           <w:sz w:val="17"/>
         </w:rPr>
-        <w:tab/>
         <w:t>05/2025 - Present</w:t>
       </w:r>
     </w:p>
     <w:p>
       <w:pPr>
         <w:keepNext/>
-        <w:spacing w:before="0" w:after="20" w:line="245" w:lineRule="auto"/>
-        <w:keepLines/>
+        <w:pageBreakBefore w:val="0"/>
+        <w:spacing w:before="0" w:after="28" w:line="240" w:lineRule="auto"/>
       </w:pPr>
       <w:r>
         <w:rPr>
           <w:rFonts w:ascii="Arial" w:hAnsi="Arial" w:eastAsia="Arial"/>
           <w:b/>
-          <w:color w:val="19A59B"/>
-          <w:sz w:val="17"/>
+          <w:color w:val="183B56"/>
+          <w:sz w:val="18"/>
         </w:rPr>
         <w:t>Head of the Central Administration for Information Systems &amp; Digital Transformation</w:t>
       </w:r>
@@ -334,517 +340,551 @@
     <w:p>
       <w:pPr>
         <w:keepNext/>
-        <w:spacing w:before="0" w:after="40" w:line="245" w:lineRule="auto"/>
+        <w:pageBreakBefore w:val="0"/>
+        <w:spacing w:before="0" w:after="44" w:line="240" w:lineRule="auto"/>
       </w:pPr>
       <w:r>
         <w:rPr>
           <w:rFonts w:ascii="Arial" w:hAnsi="Arial" w:eastAsia="Arial"/>
           <w:b w:val="0"/>
           <w:i/>
-          <w:color w:val="5E6B72"/>
-          <w:sz w:val="15"/>
+          <w:color w:val="5D6974"/>
+          <w:sz w:val="16"/>
         </w:rPr>
         <w:t>Scope: Digital Transformation Strategy | Enterprise Modernization | Program Governance, Change &amp; Adoption</w:t>
       </w:r>
     </w:p>
     <w:p>
       <w:pPr>
-        <w:spacing w:before="0" w:after="24" w:line="245" w:lineRule="auto"/>
-        <w:ind w:left="202" w:hanging="144"/>
-        <w:keepLines/>
+        <w:keepNext w:val="0"/>
+        <w:pageBreakBefore w:val="0"/>
+        <w:spacing w:before="0" w:after="53" w:line="240" w:lineRule="auto"/>
+        <w:ind w:left="245" w:hanging="173"/>
       </w:pPr>
       <w:r>
         <w:rPr>
           <w:rFonts w:ascii="Arial" w:hAnsi="Arial" w:eastAsia="Arial"/>
-          <w:b/>
-          <w:color w:val="19A59B"/>
-          <w:sz w:val="16"/>
+          <w:b w:val="0"/>
+          <w:color w:val="262F38"/>
+          <w:sz w:val="18"/>
         </w:rPr>
         <w:t>• Lead digital strategy and transformation-roadmap execution for a unified national procurement platform spanning demand, approvals, tendering, supplier evaluation, contracting, purchase orders, delivery/receipt, reporting, auditability and support.</w:t>
       </w:r>
       <w:r>
         <w:rPr>
           <w:rFonts w:ascii="Arial" w:hAnsi="Arial" w:eastAsia="Arial"/>
-          <w:color w:val="111111"/>
-          <w:sz w:val="16"/>
+          <w:b w:val="0"/>
+          <w:color w:val="262F38"/>
+          <w:sz w:val="18"/>
         </w:rPr>
       </w:r>
     </w:p>
     <w:p>
       <w:pPr>
-        <w:spacing w:before="0" w:after="24" w:line="245" w:lineRule="auto"/>
-        <w:ind w:left="202" w:hanging="144"/>
-        <w:keepLines/>
+        <w:keepNext w:val="0"/>
+        <w:pageBreakBefore w:val="0"/>
+        <w:spacing w:before="0" w:after="53" w:line="240" w:lineRule="auto"/>
+        <w:ind w:left="245" w:hanging="173"/>
       </w:pPr>
       <w:r>
         <w:rPr>
           <w:rFonts w:ascii="Arial" w:hAnsi="Arial" w:eastAsia="Arial"/>
-          <w:b/>
-          <w:color w:val="19A59B"/>
-          <w:sz w:val="16"/>
+          <w:b w:val="0"/>
+          <w:color w:val="262F38"/>
+          <w:sz w:val="18"/>
         </w:rPr>
-        <w:t>• Translate As-Is pain points into To-Be processes, prioritized workstreams, platform and data/integration requirements, governance models, stakeholder plans, outcome measures and service outcomes.</w:t>
+        <w:t>• Translate As-Is pain points into To-Be processes, prioritized workstreams, platform and data/integration requirements, governance models, stakeholder plans, benefits measures and service outcomes.</w:t>
       </w:r>
       <w:r>
         <w:rPr>
           <w:rFonts w:ascii="Arial" w:hAnsi="Arial" w:eastAsia="Arial"/>
-          <w:color w:val="111111"/>
-          <w:sz w:val="16"/>
+          <w:b w:val="0"/>
+          <w:color w:val="262F38"/>
+          <w:sz w:val="18"/>
         </w:rPr>
       </w:r>
     </w:p>
     <w:p>
       <w:pPr>
-        <w:spacing w:before="0" w:after="24" w:line="245" w:lineRule="auto"/>
-        <w:ind w:left="202" w:hanging="144"/>
-        <w:keepLines/>
+        <w:keepNext w:val="0"/>
+        <w:pageBreakBefore w:val="0"/>
+        <w:spacing w:before="0" w:after="53" w:line="240" w:lineRule="auto"/>
+        <w:ind w:left="245" w:hanging="173"/>
       </w:pPr>
       <w:r>
         <w:rPr>
           <w:rFonts w:ascii="Arial" w:hAnsi="Arial" w:eastAsia="Arial"/>
-          <w:b/>
-          <w:color w:val="19A59B"/>
-          <w:sz w:val="16"/>
+          <w:b w:val="0"/>
+          <w:color w:val="262F38"/>
+          <w:sz w:val="18"/>
         </w:rPr>
         <w:t>• Direct cross-functional business and technology transformation across a 54-person organization, aligning analysis, architecture, engineering, QA/reporting, data, service operations and delivery governance.</w:t>
       </w:r>
       <w:r>
         <w:rPr>
           <w:rFonts w:ascii="Arial" w:hAnsi="Arial" w:eastAsia="Arial"/>
-          <w:color w:val="111111"/>
-          <w:sz w:val="16"/>
+          <w:b w:val="0"/>
+          <w:color w:val="262F38"/>
+          <w:sz w:val="18"/>
         </w:rPr>
       </w:r>
     </w:p>
     <w:p>
       <w:pPr>
-        <w:spacing w:before="0" w:after="24" w:line="245" w:lineRule="auto"/>
-        <w:ind w:left="202" w:hanging="144"/>
-        <w:keepLines/>
+        <w:keepNext w:val="0"/>
+        <w:pageBreakBefore w:val="0"/>
+        <w:spacing w:before="0" w:after="53" w:line="240" w:lineRule="auto"/>
+        <w:ind w:left="245" w:hanging="173"/>
       </w:pPr>
       <w:r>
         <w:rPr>
           <w:rFonts w:ascii="Arial" w:hAnsi="Arial" w:eastAsia="Arial"/>
-          <w:b/>
-          <w:color w:val="19A59B"/>
-          <w:sz w:val="16"/>
+          <w:b w:val="0"/>
+          <w:color w:val="262F38"/>
+          <w:sz w:val="18"/>
         </w:rPr>
         <w:t>• Drive process digitization through configurable workflows, shared services, role/data-level access, document/archiving, publishing, reporting and integrations while maintaining security, resilience and operational ownership.</w:t>
       </w:r>
       <w:r>
         <w:rPr>
           <w:rFonts w:ascii="Arial" w:hAnsi="Arial" w:eastAsia="Arial"/>
-          <w:color w:val="111111"/>
-          <w:sz w:val="16"/>
+          <w:b w:val="0"/>
+          <w:color w:val="262F38"/>
+          <w:sz w:val="18"/>
         </w:rPr>
       </w:r>
     </w:p>
     <w:p>
       <w:pPr>
-        <w:spacing w:before="0" w:after="24" w:line="245" w:lineRule="auto"/>
-        <w:ind w:left="202" w:hanging="144"/>
-        <w:keepLines/>
+        <w:keepNext w:val="0"/>
+        <w:pageBreakBefore w:val="0"/>
+        <w:spacing w:before="0" w:after="53" w:line="240" w:lineRule="auto"/>
+        <w:ind w:left="245" w:hanging="173"/>
       </w:pPr>
       <w:r>
         <w:rPr>
           <w:rFonts w:ascii="Arial" w:hAnsi="Arial" w:eastAsia="Arial"/>
-          <w:b/>
-          <w:color w:val="19A59B"/>
-          <w:sz w:val="16"/>
+          <w:b w:val="0"/>
+          <w:color w:val="262F38"/>
+          <w:sz w:val="18"/>
         </w:rPr>
         <w:t>• Lead change management and nationwide adoption through stakeholder engagement, onboarding, training, support, CRM/service feedback, escalation and service-readiness controls; use operational evidence to drive continuous improvement.</w:t>
       </w:r>
       <w:r>
         <w:rPr>
           <w:rFonts w:ascii="Arial" w:hAnsi="Arial" w:eastAsia="Arial"/>
-          <w:color w:val="111111"/>
-          <w:sz w:val="16"/>
+          <w:b w:val="0"/>
+          <w:color w:val="262F38"/>
+          <w:sz w:val="18"/>
         </w:rPr>
       </w:r>
     </w:p>
     <w:p>
       <w:pPr>
-        <w:spacing w:before="0" w:after="24" w:line="245" w:lineRule="auto"/>
-        <w:ind w:left="202" w:hanging="144"/>
-        <w:keepLines/>
+        <w:keepNext w:val="0"/>
+        <w:pageBreakBefore w:val="0"/>
+        <w:spacing w:before="0" w:after="53" w:line="240" w:lineRule="auto"/>
+        <w:ind w:left="245" w:hanging="173"/>
       </w:pPr>
       <w:r>
         <w:rPr>
           <w:rFonts w:ascii="Arial" w:hAnsi="Arial" w:eastAsia="Arial"/>
-          <w:b/>
-          <w:color w:val="19A59B"/>
-          <w:sz w:val="16"/>
+          <w:b w:val="0"/>
+          <w:color w:val="262F38"/>
+          <w:sz w:val="18"/>
         </w:rPr>
-        <w:t>• Advance data governance, executive reporting, transformation KPIs, outcome-tracking and service-performance visibility, and controlled enterprise AI adoption as part of institutional modernization.</w:t>
+        <w:t>• Advance data governance, executive reporting, transformation KPIs, benefits-realization and service-performance visibility, and controlled enterprise AI adoption as part of institutional modernization.</w:t>
       </w:r>
       <w:r>
         <w:rPr>
           <w:rFonts w:ascii="Arial" w:hAnsi="Arial" w:eastAsia="Arial"/>
-          <w:color w:val="111111"/>
-          <w:sz w:val="16"/>
+          <w:b w:val="0"/>
+          <w:color w:val="262F38"/>
+          <w:sz w:val="18"/>
         </w:rPr>
       </w:r>
     </w:p>
     <w:p>
       <w:pPr>
-        <w:spacing w:line="245" w:lineRule="auto" w:after="40"/>
+        <w:pageBreakBefore w:val="0"/>
+      </w:pPr>
+      <w:r/>
+    </w:p>
+    <w:p>
+      <w:pPr>
+        <w:keepNext w:val="0"/>
+        <w:pageBreakBefore w:val="0"/>
+        <w:tabs>
+          <w:tab w:pos="10080" w:val="right"/>
+        </w:tabs>
+        <w:spacing w:before="50" w:after="56" w:line="240" w:lineRule="auto"/>
       </w:pPr>
       <w:r>
         <w:rPr>
-          <w:sz w:val="16"/>
-        </w:rPr>
-        <w:br w:type="page"/>
-      </w:r>
-    </w:p>
-    <w:p>
-      <w:pPr>
-        <w:keepNext/>
-        <w:tabs>
-          <w:tab w:pos="10440" w:val="right"/>
-        </w:tabs>
-        <w:spacing w:before="100" w:after="0" w:line="245" w:lineRule="auto"/>
-        <w:keepLines/>
-      </w:pPr>
-      <w:r>
-        <w:rPr>
-          <w:rFonts w:ascii="Arial" w:hAnsi="Arial" w:eastAsia="Arial"/>
+          <w:rFonts w:ascii="Arial" w:hAnsi="Arial"/>
           <w:b/>
-          <w:color w:val="0F5F5B"/>
-          <w:sz w:val="17"/>
+          <w:color w:val="183B56"/>
+          <w:sz w:val="18"/>
         </w:rPr>
         <w:t>The Egyptian Authority for Unified Procurement, Medical Supply and Management of Medical Technology (UPA) | Cairo, Egypt</w:t>
       </w:r>
       <w:r>
+        <w:tab/>
+      </w:r>
+      <w:r>
         <w:rPr>
-          <w:rFonts w:ascii="Arial" w:hAnsi="Arial" w:eastAsia="Arial"/>
+          <w:rFonts w:ascii="Arial" w:hAnsi="Arial"/>
           <w:b/>
-          <w:color w:val="0F5F5B"/>
+          <w:color w:val="46525E"/>
           <w:sz w:val="17"/>
         </w:rPr>
-        <w:tab/>
         <w:t>10/2020 - 05/2025</w:t>
       </w:r>
     </w:p>
     <w:p>
       <w:pPr>
         <w:keepNext/>
-        <w:spacing w:before="0" w:after="20" w:line="245" w:lineRule="auto"/>
-        <w:keepLines/>
+        <w:pageBreakBefore w:val="0"/>
+        <w:spacing w:before="0" w:after="28" w:line="240" w:lineRule="auto"/>
       </w:pPr>
       <w:r>
         <w:rPr>
           <w:rFonts w:ascii="Arial" w:hAnsi="Arial" w:eastAsia="Arial"/>
           <w:b/>
-          <w:color w:val="19A59B"/>
-          <w:sz w:val="17"/>
+          <w:color w:val="183B56"/>
+          <w:sz w:val="18"/>
         </w:rPr>
         <w:t>General Manager - Systems, Applications &amp; Technical Support</w:t>
       </w:r>
     </w:p>
     <w:p>
       <w:pPr>
-        <w:spacing w:before="0" w:after="24" w:line="245" w:lineRule="auto"/>
-        <w:ind w:left="202" w:hanging="144"/>
-        <w:keepLines/>
+        <w:keepNext w:val="0"/>
+        <w:pageBreakBefore w:val="0"/>
+        <w:spacing w:before="0" w:after="53" w:line="240" w:lineRule="auto"/>
+        <w:ind w:left="245" w:hanging="173"/>
       </w:pPr>
       <w:r>
         <w:rPr>
           <w:rFonts w:ascii="Arial" w:hAnsi="Arial" w:eastAsia="Arial"/>
-          <w:b/>
-          <w:color w:val="19A59B"/>
-          <w:sz w:val="16"/>
+          <w:b w:val="0"/>
+          <w:color w:val="262F38"/>
+          <w:sz w:val="18"/>
         </w:rPr>
         <w:t xml:space="preserve">• </w:t>
       </w:r>
       <w:r>
         <w:rPr>
           <w:rFonts w:ascii="Arial" w:hAnsi="Arial" w:eastAsia="Arial"/>
-          <w:color w:val="111111"/>
-          <w:sz w:val="16"/>
+          <w:b w:val="0"/>
+          <w:color w:val="262F38"/>
+          <w:sz w:val="18"/>
         </w:rPr>
         <w:t>Modernized procurement, medical-supply, inventory, reporting, CMS/publishing, workflow, and stakeholder-service processes while maintaining operational continuity.</w:t>
       </w:r>
     </w:p>
     <w:p>
       <w:pPr>
-        <w:spacing w:before="0" w:after="24" w:line="245" w:lineRule="auto"/>
-        <w:ind w:left="202" w:hanging="144"/>
-        <w:keepLines/>
+        <w:keepNext w:val="0"/>
+        <w:pageBreakBefore w:val="0"/>
+        <w:spacing w:before="0" w:after="53" w:line="240" w:lineRule="auto"/>
+        <w:ind w:left="245" w:hanging="173"/>
       </w:pPr>
       <w:r>
         <w:rPr>
           <w:rFonts w:ascii="Arial" w:hAnsi="Arial" w:eastAsia="Arial"/>
-          <w:b/>
-          <w:color w:val="19A59B"/>
-          <w:sz w:val="16"/>
+          <w:b w:val="0"/>
+          <w:color w:val="262F38"/>
+          <w:sz w:val="18"/>
         </w:rPr>
         <w:t xml:space="preserve">• </w:t>
       </w:r>
       <w:r>
         <w:rPr>
           <w:rFonts w:ascii="Arial" w:hAnsi="Arial" w:eastAsia="Arial"/>
-          <w:color w:val="111111"/>
-          <w:sz w:val="16"/>
+          <w:b w:val="0"/>
+          <w:color w:val="262F38"/>
+          <w:sz w:val="18"/>
         </w:rPr>
         <w:t>Converted high-volume manual, paper-, Excel-, and email-based processes into configurable digital workflows with stronger traceability, consistency, approvals, auditability, and governance.</w:t>
       </w:r>
     </w:p>
     <w:p>
       <w:pPr>
-        <w:spacing w:before="0" w:after="24" w:line="245" w:lineRule="auto"/>
-        <w:ind w:left="202" w:hanging="144"/>
-        <w:keepLines/>
+        <w:keepNext w:val="0"/>
+        <w:pageBreakBefore w:val="0"/>
+        <w:spacing w:before="0" w:after="53" w:line="240" w:lineRule="auto"/>
+        <w:ind w:left="245" w:hanging="173"/>
       </w:pPr>
       <w:r>
         <w:rPr>
           <w:rFonts w:ascii="Arial" w:hAnsi="Arial" w:eastAsia="Arial"/>
-          <w:b/>
-          <w:color w:val="19A59B"/>
-          <w:sz w:val="16"/>
+          <w:b w:val="0"/>
+          <w:color w:val="262F38"/>
+          <w:sz w:val="18"/>
         </w:rPr>
         <w:t xml:space="preserve">• </w:t>
       </w:r>
       <w:r>
         <w:rPr>
           <w:rFonts w:ascii="Arial" w:hAnsi="Arial" w:eastAsia="Arial"/>
-          <w:color w:val="111111"/>
-          <w:sz w:val="16"/>
+          <w:b w:val="0"/>
+          <w:color w:val="262F38"/>
+          <w:sz w:val="18"/>
         </w:rPr>
         <w:t>Improved adoption and delivery readiness through stakeholder engagement, training, support, documentation, QA/release controls, escalation, and structured feedback loops.</w:t>
       </w:r>
     </w:p>
     <w:p>
       <w:pPr>
-        <w:spacing w:before="0" w:after="24" w:line="245" w:lineRule="auto"/>
-        <w:ind w:left="202" w:hanging="144"/>
-        <w:keepLines/>
+        <w:keepNext w:val="0"/>
+        <w:pageBreakBefore w:val="0"/>
+        <w:spacing w:before="0" w:after="53" w:line="240" w:lineRule="auto"/>
+        <w:ind w:left="245" w:hanging="173"/>
       </w:pPr>
       <w:r>
         <w:rPr>
           <w:rFonts w:ascii="Arial" w:hAnsi="Arial" w:eastAsia="Arial"/>
-          <w:b/>
-          <w:color w:val="19A59B"/>
-          <w:sz w:val="16"/>
+          <w:b w:val="0"/>
+          <w:color w:val="262F38"/>
+          <w:sz w:val="18"/>
         </w:rPr>
         <w:t xml:space="preserve">• </w:t>
       </w:r>
       <w:r>
         <w:rPr>
           <w:rFonts w:ascii="Arial" w:hAnsi="Arial" w:eastAsia="Arial"/>
-          <w:color w:val="111111"/>
-          <w:sz w:val="16"/>
+          <w:b w:val="0"/>
+          <w:color w:val="262F38"/>
+          <w:sz w:val="18"/>
         </w:rPr>
         <w:t>Coordinated multi-agency transformation initiatives, aligning requirements, technology decisions, data, compliance, rollout, and operational readiness.</w:t>
       </w:r>
     </w:p>
     <w:p>
       <w:pPr>
-        <w:keepNext/>
+        <w:keepNext w:val="0"/>
+        <w:pageBreakBefore w:val="0"/>
         <w:tabs>
-          <w:tab w:pos="10440" w:val="right"/>
+          <w:tab w:pos="10080" w:val="right"/>
         </w:tabs>
-        <w:spacing w:before="100" w:after="0" w:line="245" w:lineRule="auto"/>
-        <w:keepLines/>
+        <w:spacing w:before="50" w:after="56" w:line="240" w:lineRule="auto"/>
       </w:pPr>
       <w:r>
         <w:rPr>
-          <w:rFonts w:ascii="Arial" w:hAnsi="Arial" w:eastAsia="Arial"/>
+          <w:rFonts w:ascii="Arial" w:hAnsi="Arial"/>
           <w:b/>
-          <w:color w:val="0F5F5B"/>
-          <w:sz w:val="17"/>
+          <w:color w:val="183B56"/>
+          <w:sz w:val="18"/>
         </w:rPr>
         <w:t>Integral Solutions LLC | Muscat, Oman</w:t>
       </w:r>
       <w:r>
+        <w:tab/>
+      </w:r>
+      <w:r>
         <w:rPr>
-          <w:rFonts w:ascii="Arial" w:hAnsi="Arial" w:eastAsia="Arial"/>
+          <w:rFonts w:ascii="Arial" w:hAnsi="Arial"/>
           <w:b/>
-          <w:color w:val="0F5F5B"/>
+          <w:color w:val="46525E"/>
           <w:sz w:val="17"/>
         </w:rPr>
-        <w:tab/>
         <w:t>05/2016 - 10/2020</w:t>
       </w:r>
     </w:p>
     <w:p>
       <w:pPr>
         <w:keepNext/>
-        <w:spacing w:before="0" w:after="20" w:line="245" w:lineRule="auto"/>
-        <w:keepLines/>
+        <w:pageBreakBefore w:val="0"/>
+        <w:spacing w:before="0" w:after="28" w:line="240" w:lineRule="auto"/>
       </w:pPr>
       <w:r>
         <w:rPr>
           <w:rFonts w:ascii="Arial" w:hAnsi="Arial" w:eastAsia="Arial"/>
           <w:b/>
-          <w:color w:val="19A59B"/>
-          <w:sz w:val="17"/>
+          <w:color w:val="183B56"/>
+          <w:sz w:val="18"/>
         </w:rPr>
         <w:t>Development Team Leader &amp; Senior Full-Stack Developer | Government Client Assignments</w:t>
       </w:r>
     </w:p>
     <w:p>
       <w:pPr>
-        <w:spacing w:before="0" w:after="24" w:line="245" w:lineRule="auto"/>
-        <w:ind w:left="202" w:hanging="144"/>
-        <w:keepLines/>
+        <w:keepNext w:val="0"/>
+        <w:pageBreakBefore w:val="0"/>
+        <w:spacing w:before="0" w:after="53" w:line="240" w:lineRule="auto"/>
+        <w:ind w:left="245" w:hanging="173"/>
       </w:pPr>
       <w:r>
         <w:rPr>
           <w:rFonts w:ascii="Arial" w:hAnsi="Arial" w:eastAsia="Arial"/>
-          <w:b/>
-          <w:color w:val="19A59B"/>
-          <w:sz w:val="16"/>
+          <w:b w:val="0"/>
+          <w:color w:val="262F38"/>
+          <w:sz w:val="18"/>
         </w:rPr>
         <w:t>• Led a 10+ developer team while remaining hands-on in analysis, C#/.NET development, database/reporting, testing, deployment and production support across 15+ enterprise/e-government platforms, including Oman Ministry of Education’s ~1M-user National Educational Portal.</w:t>
       </w:r>
       <w:r>
         <w:rPr>
           <w:rFonts w:ascii="Arial" w:hAnsi="Arial" w:eastAsia="Arial"/>
-          <w:color w:val="111111"/>
-          <w:sz w:val="16"/>
+          <w:b w:val="0"/>
+          <w:color w:val="262F38"/>
+          <w:sz w:val="18"/>
         </w:rPr>
       </w:r>
     </w:p>
     <w:p>
       <w:pPr>
-        <w:spacing w:before="0" w:after="24" w:line="245" w:lineRule="auto"/>
-        <w:ind w:left="202" w:hanging="144"/>
-        <w:keepLines/>
+        <w:keepNext w:val="0"/>
+        <w:pageBreakBefore w:val="0"/>
+        <w:spacing w:before="0" w:after="53" w:line="240" w:lineRule="auto"/>
+        <w:ind w:left="245" w:hanging="173"/>
       </w:pPr>
       <w:r>
         <w:rPr>
           <w:rFonts w:ascii="Arial" w:hAnsi="Arial" w:eastAsia="Arial"/>
-          <w:b/>
-          <w:color w:val="19A59B"/>
-          <w:sz w:val="16"/>
+          <w:b w:val="0"/>
+          <w:color w:val="262F38"/>
+          <w:sz w:val="18"/>
         </w:rPr>
         <w:t>• Contributed extensively to the large-scale Maktabi / Morasalat electronic correspondence platform for Omani government entities, working hands-on on correspondence creation, routing, forwarding and tracking, reports, database components, functional testing, defect investigation, production deployment and release/application support.</w:t>
       </w:r>
       <w:r>
         <w:rPr>
           <w:rFonts w:ascii="Arial" w:hAnsi="Arial" w:eastAsia="Arial"/>
-          <w:color w:val="111111"/>
-          <w:sz w:val="16"/>
+          <w:b w:val="0"/>
+          <w:color w:val="262F38"/>
+          <w:sz w:val="18"/>
         </w:rPr>
       </w:r>
     </w:p>
     <w:p>
       <w:pPr>
-        <w:spacing w:before="0" w:after="24" w:line="245" w:lineRule="auto"/>
-        <w:ind w:left="202" w:hanging="144"/>
-        <w:keepLines/>
+        <w:keepNext w:val="0"/>
+        <w:pageBreakBefore w:val="0"/>
+        <w:spacing w:before="0" w:after="53" w:line="240" w:lineRule="auto"/>
+        <w:ind w:left="245" w:hanging="173"/>
       </w:pPr>
       <w:r>
         <w:rPr>
           <w:rFonts w:ascii="Arial" w:hAnsi="Arial" w:eastAsia="Arial"/>
-          <w:b/>
-          <w:color w:val="19A59B"/>
-          <w:sz w:val="16"/>
+          <w:b w:val="0"/>
+          <w:color w:val="262F38"/>
+          <w:sz w:val="18"/>
         </w:rPr>
         <w:t>• Delivered the Ministry of Education Recruitment System — recipient of the Sultan Qaboos Award — plus International Schools, Crisis Management and Asset Management systems; also contributed to Ministry of Agriculture delivery and Al Wahat Club Management System for Royal Court Affairs.</w:t>
       </w:r>
       <w:r>
         <w:rPr>
           <w:rFonts w:ascii="Arial" w:hAnsi="Arial" w:eastAsia="Arial"/>
-          <w:color w:val="111111"/>
-          <w:sz w:val="16"/>
+          <w:b w:val="0"/>
+          <w:color w:val="262F38"/>
+          <w:sz w:val="18"/>
         </w:rPr>
       </w:r>
     </w:p>
     <w:p>
       <w:pPr>
-        <w:keepNext/>
+        <w:keepNext w:val="0"/>
+        <w:pageBreakBefore w:val="0"/>
         <w:tabs>
-          <w:tab w:pos="10440" w:val="right"/>
+          <w:tab w:pos="10080" w:val="right"/>
         </w:tabs>
-        <w:spacing w:before="100" w:after="0" w:line="245" w:lineRule="auto"/>
-        <w:keepLines/>
+        <w:spacing w:before="50" w:after="56" w:line="240" w:lineRule="auto"/>
       </w:pPr>
       <w:r>
         <w:rPr>
-          <w:rFonts w:ascii="Arial" w:hAnsi="Arial" w:eastAsia="Arial"/>
+          <w:rFonts w:ascii="Arial" w:hAnsi="Arial"/>
           <w:b/>
-          <w:color w:val="0F5F5B"/>
-          <w:sz w:val="17"/>
+          <w:color w:val="183B56"/>
+          <w:sz w:val="18"/>
         </w:rPr>
         <w:t>Keyframe Egypt | Cairo, Egypt</w:t>
       </w:r>
       <w:r>
+        <w:tab/>
+      </w:r>
+      <w:r>
         <w:rPr>
-          <w:rFonts w:ascii="Arial" w:hAnsi="Arial" w:eastAsia="Arial"/>
+          <w:rFonts w:ascii="Arial" w:hAnsi="Arial"/>
           <w:b/>
-          <w:color w:val="0F5F5B"/>
+          <w:color w:val="46525E"/>
           <w:sz w:val="17"/>
         </w:rPr>
-        <w:tab/>
         <w:t>04/2011 - 05/2016</w:t>
       </w:r>
     </w:p>
     <w:p>
       <w:pPr>
         <w:keepNext/>
-        <w:spacing w:before="0" w:after="20" w:line="245" w:lineRule="auto"/>
-        <w:keepLines/>
+        <w:pageBreakBefore w:val="0"/>
+        <w:spacing w:before="0" w:after="28" w:line="240" w:lineRule="auto"/>
       </w:pPr>
       <w:r>
         <w:rPr>
           <w:rFonts w:ascii="Arial" w:hAnsi="Arial" w:eastAsia="Arial"/>
           <w:b/>
-          <w:color w:val="19A59B"/>
-          <w:sz w:val="17"/>
+          <w:color w:val="183B56"/>
+          <w:sz w:val="18"/>
         </w:rPr>
         <w:t>Development Team Leader &amp; Senior Full-Stack Developer</w:t>
       </w:r>
     </w:p>
     <w:p>
       <w:pPr>
-        <w:spacing w:before="0" w:after="24" w:line="245" w:lineRule="auto"/>
-        <w:ind w:left="202" w:hanging="144"/>
-        <w:keepLines/>
+        <w:keepNext w:val="0"/>
+        <w:pageBreakBefore w:val="0"/>
+        <w:spacing w:before="0" w:after="53" w:line="240" w:lineRule="auto"/>
+        <w:ind w:left="245" w:hanging="173"/>
       </w:pPr>
       <w:r>
         <w:rPr>
           <w:rFonts w:ascii="Arial" w:hAnsi="Arial" w:eastAsia="Arial"/>
-          <w:b/>
-          <w:color w:val="19A59B"/>
-          <w:sz w:val="16"/>
+          <w:b w:val="0"/>
+          <w:color w:val="262F38"/>
+          <w:sz w:val="18"/>
         </w:rPr>
         <w:t>• Led a 6-person development team while remaining deeply hands-on across 150+ major and mid-sized projects, excluding small engagements, across government, healthcare, education, construction, automotive, events and commercial sectors.</w:t>
       </w:r>
       <w:r>
         <w:rPr>
           <w:rFonts w:ascii="Arial" w:hAnsi="Arial" w:eastAsia="Arial"/>
-          <w:color w:val="111111"/>
-          <w:sz w:val="16"/>
+          <w:b w:val="0"/>
+          <w:color w:val="262F38"/>
+          <w:sz w:val="18"/>
         </w:rPr>
       </w:r>
     </w:p>
     <w:p>
       <w:pPr>
-        <w:spacing w:before="0" w:after="24" w:line="245" w:lineRule="auto"/>
-        <w:ind w:left="202" w:hanging="144"/>
-        <w:keepLines/>
+        <w:keepNext w:val="0"/>
+        <w:pageBreakBefore w:val="0"/>
+        <w:spacing w:before="0" w:after="53" w:line="240" w:lineRule="auto"/>
+        <w:ind w:left="245" w:hanging="173"/>
       </w:pPr>
       <w:r>
         <w:rPr>
           <w:rFonts w:ascii="Arial" w:hAnsi="Arial" w:eastAsia="Arial"/>
-          <w:b/>
-          <w:color w:val="19A59B"/>
-          <w:sz w:val="16"/>
+          <w:b w:val="0"/>
+          <w:color w:val="262F38"/>
+          <w:sz w:val="18"/>
         </w:rPr>
         <w:t>• Delivered public-sector and enterprise solutions spanning Ministry of Health work, conference platforms, education and HR systems, support desks and integrations, covering analysis, C#/.NET development, databases, reporting, testing, deployment and support.</w:t>
       </w:r>
     </w:p>
     <w:p>
       <w:pPr>
-        <w:spacing w:line="245" w:lineRule="auto" w:after="24"/>
-        <w:ind w:left="202" w:hanging="144"/>
-        <w:keepLines/>
+        <w:keepNext w:val="0"/>
+        <w:pageBreakBefore w:val="0"/>
+        <w:spacing w:after="53"/>
+        <w:ind w:left="245" w:hanging="173"/>
       </w:pPr>
       <w:r>
         <w:rPr>
-          <w:color w:val="19A59B"/>
-          <w:sz w:val="16"/>
+          <w:rFonts w:ascii="Arial" w:hAnsi="Arial"/>
+          <w:b w:val="0"/>
+          <w:color w:val="262F38"/>
+          <w:sz w:val="18"/>
         </w:rPr>
         <w:t>• Delivered multiple award-winning digital solutions, including Yashfeen, an ITIDA competition-winning healthcare portal.</w:t>
       </w:r>
@@ -852,69 +892,73 @@
     <CT_P/>
     <w:p>
       <w:pPr>
-        <w:keepNext/>
+        <w:keepNext w:val="0"/>
+        <w:pageBreakBefore w:val="0"/>
         <w:tabs>
-          <w:tab w:pos="10440" w:val="right"/>
+          <w:tab w:pos="10080" w:val="right"/>
         </w:tabs>
-        <w:spacing w:before="100" w:after="0" w:line="245" w:lineRule="auto"/>
-        <w:keepLines/>
+        <w:spacing w:before="50" w:after="56" w:line="240" w:lineRule="auto"/>
       </w:pPr>
       <w:r>
         <w:rPr>
-          <w:rFonts w:ascii="Arial" w:hAnsi="Arial" w:eastAsia="Arial"/>
+          <w:rFonts w:ascii="Arial" w:hAnsi="Arial"/>
           <w:b/>
-          <w:color w:val="0F5F5B"/>
-          <w:sz w:val="17"/>
+          <w:color w:val="183B56"/>
+          <w:sz w:val="18"/>
         </w:rPr>
         <w:t>Egyptian Armed Forces | Egypt</w:t>
       </w:r>
       <w:r>
+        <w:tab/>
+      </w:r>
+      <w:r>
         <w:rPr>
-          <w:rFonts w:ascii="Arial" w:hAnsi="Arial" w:eastAsia="Arial"/>
+          <w:rFonts w:ascii="Arial" w:hAnsi="Arial"/>
           <w:b/>
-          <w:color w:val="0F5F5B"/>
+          <w:color w:val="46525E"/>
           <w:sz w:val="17"/>
         </w:rPr>
-        <w:tab/>
         <w:t>04/2008 - 10/2010</w:t>
       </w:r>
     </w:p>
     <w:p>
       <w:pPr>
         <w:keepNext/>
-        <w:spacing w:before="0" w:after="20" w:line="245" w:lineRule="auto"/>
-        <w:keepLines/>
+        <w:pageBreakBefore w:val="0"/>
+        <w:spacing w:before="0" w:after="28" w:line="240" w:lineRule="auto"/>
       </w:pPr>
       <w:r>
         <w:rPr>
           <w:rFonts w:ascii="Arial" w:hAnsi="Arial" w:eastAsia="Arial"/>
           <w:b/>
-          <w:color w:val="19A59B"/>
-          <w:sz w:val="17"/>
+          <w:color w:val="183B56"/>
+          <w:sz w:val="18"/>
         </w:rPr>
         <w:t>Linux Systems &amp; Web Developer</w:t>
       </w:r>
     </w:p>
     <w:p>
       <w:pPr>
-        <w:spacing w:before="0" w:after="24" w:line="245" w:lineRule="auto"/>
-        <w:ind w:left="202" w:hanging="144"/>
-        <w:keepLines/>
+        <w:keepNext w:val="0"/>
+        <w:pageBreakBefore w:val="0"/>
+        <w:spacing w:before="0" w:after="53" w:line="240" w:lineRule="auto"/>
+        <w:ind w:left="245" w:hanging="173"/>
       </w:pPr>
       <w:r>
         <w:rPr>
           <w:rFonts w:ascii="Arial" w:hAnsi="Arial" w:eastAsia="Arial"/>
-          <w:b/>
-          <w:color w:val="19A59B"/>
-          <w:sz w:val="16"/>
+          <w:b w:val="0"/>
+          <w:color w:val="262F38"/>
+          <w:sz w:val="18"/>
         </w:rPr>
         <w:t xml:space="preserve">• </w:t>
       </w:r>
       <w:r>
         <w:rPr>
           <w:rFonts w:ascii="Arial" w:hAnsi="Arial" w:eastAsia="Arial"/>
-          <w:color w:val="111111"/>
-          <w:sz w:val="16"/>
+          <w:b w:val="0"/>
+          <w:color w:val="262F38"/>
+          <w:sz w:val="18"/>
         </w:rPr>
         <w:t>Contributed to Egypt's first Linux distribution, working on Linux from Scratch builds, kernel modules, optimization, and platform hardening; also built secure internal ASP.NET/SQL Server applications.</w:t>
       </w:r>
@@ -922,82 +966,86 @@
     <w:p>
       <w:pPr>
         <w:keepNext/>
-        <w:spacing w:before="120" w:after="40" w:line="245" w:lineRule="auto"/>
+        <w:spacing w:before="114" w:after="64" w:line="240" w:lineRule="auto"/>
+        <w:pageBreakBefore w:val="0"/>
         <w:pBdr>
-          <w:bottom w:val="single" w:sz="5" w:space="1" w:color="C7D6DB"/>
-          <w:left w:val="single" w:sz="12" w:space="3" w:color="19A59B"/>
+          <w:bottom w:val="single" w:sz="5" w:space="3" w:color="B8C5D1"/>
         </w:pBdr>
-        <w:keepLines/>
-        <w:shd w:fill="EAF7F5"/>
-        <w:ind w:left="86"/>
       </w:pPr>
       <w:r>
         <w:rPr>
-          <w:rFonts w:ascii="Aptos Display" w:hAnsi="Aptos Display" w:eastAsia="Arial"/>
+          <w:rFonts w:ascii="Arial" w:hAnsi="Arial" w:eastAsia="Arial"/>
           <w:b/>
-          <w:color w:val="0F5F5B"/>
-          <w:sz w:val="18"/>
+          <w:color w:val="183B56"/>
+          <w:sz w:val="19"/>
         </w:rPr>
         <w:t>LEADERSHIP APPOINTMENTS &amp; GOVERNANCE CONTRIBUTIONS</w:t>
       </w:r>
     </w:p>
     <w:p>
       <w:pPr>
-        <w:spacing w:before="0" w:after="24" w:line="245" w:lineRule="auto"/>
-        <w:ind w:left="202" w:hanging="144"/>
-        <w:keepLines/>
+        <w:keepNext w:val="0"/>
+        <w:pageBreakBefore w:val="0"/>
+        <w:spacing w:before="0" w:after="53" w:line="240" w:lineRule="auto"/>
+        <w:ind w:left="245" w:hanging="173"/>
       </w:pPr>
       <w:r>
         <w:rPr>
           <w:rFonts w:ascii="Arial" w:hAnsi="Arial" w:eastAsia="Arial"/>
-          <w:b/>
-          <w:color w:val="19A59B"/>
-          <w:sz w:val="16"/>
+          <w:b w:val="0"/>
+          <w:color w:val="262F38"/>
+          <w:sz w:val="18"/>
         </w:rPr>
         <w:t>• Member, Egypt Digital Transformation Committee supporting the World Bank Group B-READY Assessment (2025-2026): contributed technical input on private-sector digitization, public-service modernization and national competitiveness.</w:t>
       </w:r>
       <w:r>
         <w:rPr>
           <w:rFonts w:ascii="Arial" w:hAnsi="Arial" w:eastAsia="Arial"/>
-          <w:color w:val="111111"/>
-          <w:sz w:val="16"/>
+          <w:b w:val="0"/>
+          <w:color w:val="262F38"/>
+          <w:sz w:val="18"/>
         </w:rPr>
       </w:r>
     </w:p>
     <w:p>
       <w:pPr>
-        <w:spacing w:before="0" w:after="24" w:line="245" w:lineRule="auto"/>
-        <w:ind w:left="202" w:hanging="144"/>
-        <w:keepLines/>
+        <w:keepNext w:val="0"/>
+        <w:pageBreakBefore w:val="0"/>
+        <w:spacing w:before="0" w:after="53" w:line="240" w:lineRule="auto"/>
+        <w:ind w:left="245" w:hanging="173"/>
       </w:pPr>
       <w:r>
         <w:rPr>
           <w:rFonts w:ascii="Arial" w:hAnsi="Arial" w:eastAsia="Arial"/>
-          <w:b/>
-          <w:color w:val="19A59B"/>
-          <w:sz w:val="16"/>
+          <w:b w:val="0"/>
+          <w:color w:val="262F38"/>
+          <w:sz w:val="18"/>
         </w:rPr>
         <w:t xml:space="preserve">• </w:t>
       </w:r>
       <w:r>
         <w:rPr>
           <w:rFonts w:ascii="Arial" w:hAnsi="Arial" w:eastAsia="Arial"/>
-          <w:color w:val="111111"/>
-          <w:sz w:val="16"/>
+          <w:b w:val="0"/>
+          <w:color w:val="262F38"/>
+          <w:sz w:val="18"/>
         </w:rPr>
         <w:t>Board Member - National Blood Operations Oversight (2021-2024), appointed by Egypt's Minister of Health: oversaw digital governance, data integrity, and technology standards for the national blood-supply system.</w:t>
       </w:r>
     </w:p>
     <w:p>
       <w:pPr>
-        <w:spacing w:line="245" w:lineRule="auto" w:after="24"/>
-        <w:ind w:left="202" w:hanging="144"/>
-        <w:keepLines/>
+        <w:keepNext w:val="0"/>
+        <w:pageBreakBefore w:val="0"/>
+        <w:spacing w:after="53"/>
+        <w:ind w:left="245" w:hanging="173"/>
       </w:pPr>
       <w:r>
         <w:rPr>
-          <w:color w:val="19A59B"/>
-          <w:sz w:val="16"/>
+          <w:rFonts w:ascii="Arial" w:hAnsi="Arial"/>
+          <w:b w:val="0"/>
+          <w:color w:val="262F38"/>
+          <w:sz w:val="18"/>
         </w:rPr>
         <w:t>• Governance Lead - National Pharmaceutical Track &amp; Trace Program (2021-2024): shaped the vision, governance framework, compliance model, stakeholder coordination and technology roadmap across UPA, EDA and Ministry of Health stakeholders.</w:t>
       </w:r>
@@ -1005,146 +1053,187 @@
     <w:p>
       <w:pPr>
         <w:keepNext/>
-        <w:spacing w:before="120" w:after="40" w:line="245" w:lineRule="auto"/>
+        <w:spacing w:before="114" w:after="64" w:line="240" w:lineRule="auto"/>
+        <w:pageBreakBefore w:val="0"/>
         <w:pBdr>
-          <w:bottom w:val="single" w:sz="5" w:space="1" w:color="C7D6DB"/>
-          <w:left w:val="single" w:sz="12" w:space="3" w:color="19A59B"/>
+          <w:bottom w:val="single" w:sz="5" w:space="3" w:color="B8C5D1"/>
         </w:pBdr>
-        <w:keepLines/>
-        <w:shd w:fill="EAF7F5"/>
-        <w:ind w:left="86"/>
       </w:pPr>
       <w:r>
         <w:rPr>
-          <w:rFonts w:ascii="Aptos Display" w:hAnsi="Aptos Display" w:eastAsia="Arial"/>
+          <w:rFonts w:ascii="Arial" w:hAnsi="Arial" w:eastAsia="Arial"/>
           <w:b/>
-          <w:color w:val="0F5F5B"/>
-          <w:sz w:val="18"/>
+          <w:color w:val="183B56"/>
+          <w:sz w:val="19"/>
         </w:rPr>
         <w:t>TECHNICAL &amp; MANAGEMENT CAPABILITIES</w:t>
       </w:r>
     </w:p>
     <w:p>
       <w:pPr>
-        <w:spacing w:before="0" w:after="40" w:line="245" w:lineRule="auto"/>
+        <w:keepNext w:val="0"/>
+        <w:pageBreakBefore w:val="0"/>
+        <w:spacing w:before="0" w:after="56" w:line="240" w:lineRule="auto"/>
+      </w:pPr>
+      <w:r>
+        <w:rPr>
+          <w:rFonts w:ascii="Arial" w:hAnsi="Arial"/>
+          <w:b/>
+          <w:color w:val="183B56"/>
+          <w:sz w:val="18"/>
+        </w:rPr>
+        <w:t xml:space="preserve">Transformation: </w:t>
+      </w:r>
+      <w:r>
+        <w:rPr>
+          <w:rFonts w:ascii="Arial" w:hAnsi="Arial"/>
+          <w:b w:val="0"/>
+          <w:color w:val="262F38"/>
+          <w:sz w:val="18"/>
+        </w:rPr>
+        <w:t>Digital Strategy, Transformation Roadmaps, As-Is/To-Be, Business Process Redesign, Operating Model Transformation, Program/Portfolio Governance, Change Management, Stakeholder Management, Benefits Realization</w:t>
+      </w:r>
+    </w:p>
+    <w:p>
+      <w:pPr>
+        <w:keepNext w:val="0"/>
+        <w:pageBreakBefore w:val="0"/>
+        <w:spacing w:before="0" w:after="56" w:line="240" w:lineRule="auto"/>
+      </w:pPr>
+      <w:r>
+        <w:rPr>
+          <w:rFonts w:ascii="Arial" w:hAnsi="Arial"/>
+          <w:b/>
+          <w:color w:val="183B56"/>
+          <w:sz w:val="18"/>
+        </w:rPr>
+        <w:t xml:space="preserve">Platforms &amp; Data: </w:t>
+      </w:r>
+      <w:r>
+        <w:rPr>
+          <w:rFonts w:ascii="Arial" w:hAnsi="Arial"/>
+          <w:b w:val="0"/>
+          <w:color w:val="262F38"/>
+          <w:sz w:val="18"/>
+        </w:rPr>
+        <w:t>Enterprise Platforms, Workflow/BPM, CMS/DMS, Data Governance, MDM/Reference Data, Data Quality, Reporting &amp; Analytics, API/Enterprise Integration, RBAC/Audit</w:t>
+      </w:r>
+    </w:p>
+    <w:p>
+      <w:pPr>
+        <w:keepNext w:val="0"/>
+        <w:pageBreakBefore w:val="0"/>
+        <w:spacing w:before="0" w:after="56" w:line="240" w:lineRule="auto"/>
+      </w:pPr>
+      <w:r>
+        <w:rPr>
+          <w:rFonts w:ascii="Arial" w:hAnsi="Arial"/>
+          <w:b/>
+          <w:color w:val="183B56"/>
+          <w:sz w:val="18"/>
+        </w:rPr>
+        <w:t xml:space="preserve">Delivery &amp; Governance: </w:t>
+      </w:r>
+      <w:r>
+        <w:rPr>
+          <w:rFonts w:ascii="Arial" w:hAnsi="Arial"/>
+          <w:b w:val="0"/>
+          <w:color w:val="262F38"/>
+          <w:sz w:val="18"/>
+        </w:rPr>
+        <w:t>Requirements, Program Delivery, Architecture Reviews, QA/UAT, Release/Go-Live, Training &amp; Adoption, SLA/RCA, Vendor/Third-Party Coordination, Risk &amp; Controls, Business Continuity/DR Oversight</w:t>
+      </w:r>
+    </w:p>
+    <w:p>
+      <w:pPr>
+        <w:keepNext w:val="0"/>
+        <w:pageBreakBefore w:val="0"/>
+        <w:spacing w:before="0" w:after="56" w:line="240" w:lineRule="auto"/>
+      </w:pPr>
+      <w:r>
+        <w:rPr>
+          <w:rFonts w:ascii="Arial" w:hAnsi="Arial"/>
+          <w:b/>
+          <w:color w:val="183B56"/>
+          <w:sz w:val="18"/>
+        </w:rPr>
+        <w:t xml:space="preserve">Technology &amp; AI: </w:t>
+      </w:r>
+      <w:r>
+        <w:rPr>
+          <w:rFonts w:ascii="Arial" w:hAnsi="Arial"/>
+          <w:b w:val="0"/>
+          <w:color w:val="262F38"/>
+          <w:sz w:val="18"/>
+        </w:rPr>
+        <w:t>C#/.NET, ASP.NET, APIs/Integrations, SQL Server/PostgreSQL/MySQL, Git/TFS, Jenkins, Postman/Swagger, Applied AI &amp; Automation, AI-Assisted Engineering &amp; Analysis, Agentic Workflows, Enterprise AI Governance</w:t>
+      </w:r>
+    </w:p>
+    <w:p>
+      <w:pPr>
+        <w:keepNext/>
+        <w:spacing w:before="114" w:after="64" w:line="240" w:lineRule="auto"/>
+        <w:pageBreakBefore w:val="0"/>
+        <w:pBdr>
+          <w:bottom w:val="single" w:sz="5" w:space="3" w:color="B8C5D1"/>
+        </w:pBdr>
       </w:pPr>
       <w:r>
         <w:rPr>
           <w:rFonts w:ascii="Arial" w:hAnsi="Arial" w:eastAsia="Arial"/>
           <w:b/>
-          <w:color w:val="123B4A"/>
-          <w:sz w:val="16"/>
-        </w:rPr>
-        <w:t>Transformation: Digital Strategy, Transformation Roadmaps, As-Is/To-Be, Business Process Redesign, Operating Model Transformation, Program/Portfolio Governance, Change Management, Stakeholder Management, Adoption &amp; Operational Improvement</w:t>
-      </w:r>
-    </w:p>
-    <w:p>
-      <w:pPr>
-        <w:spacing w:before="0" w:after="40" w:line="245" w:lineRule="auto"/>
-      </w:pPr>
-      <w:r>
-        <w:rPr>
-          <w:rFonts w:ascii="Arial" w:hAnsi="Arial" w:eastAsia="Arial"/>
-          <w:b/>
-          <w:color w:val="123B4A"/>
-          <w:sz w:val="16"/>
-        </w:rPr>
-        <w:t>Platforms &amp; Data: Enterprise Platforms, Workflow/BPM, CMS/DMS, Data Governance, MDM/Reference Data, Data Quality, Reporting &amp; Analytics, API/Enterprise Integration, RBAC/Audit</w:t>
-      </w:r>
-      <w:r>
-        <w:rPr>
-          <w:rFonts w:ascii="Arial" w:hAnsi="Arial" w:eastAsia="Arial"/>
-          <w:color w:val="111111"/>
-          <w:sz w:val="16"/>
-        </w:rPr>
-      </w:r>
-    </w:p>
-    <w:p>
-      <w:pPr>
-        <w:spacing w:before="0" w:after="40" w:line="245" w:lineRule="auto"/>
-      </w:pPr>
-      <w:r>
-        <w:rPr>
-          <w:rFonts w:ascii="Arial" w:hAnsi="Arial" w:eastAsia="Arial"/>
-          <w:b/>
-          <w:color w:val="123B4A"/>
-          <w:sz w:val="16"/>
-        </w:rPr>
-        <w:t>Delivery &amp; Governance: Requirements, Program Delivery, Architecture Reviews, QA/UAT, Release/Go-Live, Training &amp; Adoption, SLA/RCA, Vendor/Third-Party Coordination, Risk &amp; Controls, Business Continuity/DR Oversight</w:t>
-      </w:r>
-    </w:p>
-    <w:p>
-      <w:pPr>
-        <w:spacing w:before="0" w:after="40" w:line="245" w:lineRule="auto"/>
-      </w:pPr>
-      <w:r>
-        <w:rPr>
-          <w:rFonts w:ascii="Arial" w:hAnsi="Arial" w:eastAsia="Arial"/>
-          <w:b/>
-          <w:color w:val="123B4A"/>
-          <w:sz w:val="16"/>
-        </w:rPr>
-        <w:t>Technology &amp; AI: C#/.NET, ASP.NET, APIs/Integrations, SQL Server/PostgreSQL/MySQL, Git/TFS, Jenkins, Postman/Swagger, Applied AI &amp; Enterprise AI Governance</w:t>
-      </w:r>
-      <w:r>
-        <w:rPr>
-          <w:rFonts w:ascii="Arial" w:hAnsi="Arial" w:eastAsia="Arial"/>
-          <w:color w:val="111111"/>
-          <w:sz w:val="16"/>
-        </w:rPr>
-      </w:r>
-    </w:p>
-    <w:p>
-      <w:pPr>
-        <w:keepNext/>
-        <w:spacing w:before="120" w:after="40" w:line="245" w:lineRule="auto"/>
-        <w:pBdr>
-          <w:bottom w:val="single" w:sz="5" w:space="1" w:color="C7D6DB"/>
-          <w:left w:val="single" w:sz="12" w:space="3" w:color="19A59B"/>
-        </w:pBdr>
-        <w:keepLines/>
-        <w:shd w:fill="EAF7F5"/>
-        <w:ind w:left="86"/>
-      </w:pPr>
-      <w:r>
-        <w:rPr>
-          <w:rFonts w:ascii="Aptos Display" w:hAnsi="Aptos Display" w:eastAsia="Arial"/>
-          <w:b/>
-          <w:color w:val="0F5F5B"/>
-          <w:sz w:val="18"/>
+          <w:color w:val="183B56"/>
+          <w:sz w:val="19"/>
         </w:rPr>
         <w:t>EDUCATION &amp; LANGUAGES</w:t>
       </w:r>
     </w:p>
     <w:p>
       <w:pPr>
-        <w:spacing w:before="0" w:after="40" w:line="245" w:lineRule="auto"/>
+        <w:keepNext/>
+        <w:pageBreakBefore w:val="0"/>
+        <w:spacing w:before="84" w:after="18" w:line="247" w:lineRule="auto"/>
       </w:pPr>
       <w:r>
         <w:rPr>
-          <w:sz w:val="16"/>
+          <w:rFonts w:ascii="Arial" w:hAnsi="Arial"/>
+          <w:b/>
+          <w:color w:val="183B56"/>
+          <w:sz w:val="18"/>
         </w:rPr>
-        <w:t>Education: B.Sc. in Computer Science, Faculty of Computers &amp; Informatics, Zagazig University | 2003-2007</w:t>
+        <w:t xml:space="preserve">Education: </w:t>
+      </w:r>
+      <w:r>
+        <w:rPr>
+          <w:rFonts w:ascii="Arial" w:hAnsi="Arial"/>
+          <w:b w:val="0"/>
+          <w:color w:val="262F38"/>
+          <w:sz w:val="18"/>
+        </w:rPr>
+        <w:t>B.Sc. in Computer Science, Faculty of Computers &amp; Informatics, Zagazig University | 2003-2007</w:t>
       </w:r>
     </w:p>
     <w:p>
       <w:pPr>
-        <w:spacing w:before="0" w:after="40" w:line="245" w:lineRule="auto"/>
+        <w:keepNext w:val="0"/>
+        <w:pageBreakBefore w:val="0"/>
+        <w:spacing w:before="0" w:after="56" w:line="247" w:lineRule="auto"/>
       </w:pPr>
       <w:r>
         <w:rPr>
-          <w:rFonts w:ascii="Arial" w:hAnsi="Arial" w:eastAsia="Arial"/>
+          <w:rFonts w:ascii="Arial" w:hAnsi="Arial"/>
           <w:b/>
-          <w:color w:val="123B4A"/>
-          <w:sz w:val="16"/>
+          <w:color w:val="183B56"/>
+          <w:sz w:val="18"/>
         </w:rPr>
         <w:t xml:space="preserve">Languages: </w:t>
       </w:r>
       <w:r>
         <w:rPr>
-          <w:rFonts w:ascii="Arial" w:hAnsi="Arial" w:eastAsia="Arial"/>
-          <w:color w:val="111111"/>
-          <w:sz w:val="16"/>
+          <w:rFonts w:ascii="Arial" w:hAnsi="Arial"/>
+          <w:b w:val="0"/>
+          <w:color w:val="262F38"/>
+          <w:sz w:val="18"/>
         </w:rPr>
         <w:t>Arabic (Native) | English (Professional Working Proficiency)</w:t>
       </w:r>
@@ -1152,7 +1241,7 @@
     <w:sectPr>
       <w:footerReference w:type="default" r:id="rId9"/>
       <w:pgSz w:w="12240" w:h="15840"/>
-      <w:pgMar w:top="691" w:right="893" w:bottom="691" w:left="893" w:header="720" w:footer="720" w:gutter="0"/>
+      <w:pgMar w:top="821" w:right="950" w:bottom="821" w:left="950" w:header="720" w:footer="346" w:gutter="0"/>
       <w:cols w:space="720"/>
       <w:docGrid w:linePitch="360"/>
     </w:sectPr>
@@ -1170,11 +1259,18 @@
     </w:pPr>
     <w:r>
       <w:rPr>
-        <w:rFonts w:ascii="Aptos" w:hAnsi="Aptos"/>
-        <w:color w:val="0F5F5B"/>
+        <w:rFonts w:ascii="Arial" w:hAnsi="Arial"/>
+        <w:color w:val="6E7680"/>
         <w:sz w:val="13"/>
       </w:rPr>
-      <w:t>Mahmoud Salama | Digital Transformation Director | 2026</w:t>
+    </w:r>
+    <w:r>
+      <w:rPr>
+        <w:rFonts w:ascii="Arial" w:hAnsi="Arial"/>
+        <w:color w:val="6E7680"/>
+        <w:sz w:val="13"/>
+      </w:rPr>
+      <w:t>MAHMOUD SALAMA</w:t>
     </w:r>
   </w:p>
 </w:ftr>
@@ -1544,12 +1640,12 @@
     <w:qFormat/>
     <w:rsid w:val="00FC693F"/>
     <w:pPr>
-      <w:spacing w:after="0" w:line="240" w:lineRule="auto"/>
+      <w:spacing w:after="56" w:line="252" w:lineRule="auto"/>
     </w:pPr>
     <w:rPr>
-      <w:rFonts w:ascii="Aptos" w:hAnsi="Aptos"/>
-      <w:color w:val="26323A"/>
-      <w:sz w:val="17"/>
+      <w:rFonts w:ascii="Arial" w:hAnsi="Arial"/>
+      <w:color w:val="262F38"/>
+      <w:sz w:val="18"/>
     </w:rPr>
   </w:style>
   <w:style w:type="paragraph" w:styleId="Header">
